--- a/documentacion_proyecto/Manual_Pagina_Web_Telar.docx
+++ b/documentacion_proyecto/Manual_Pagina_Web_Telar.docx
@@ -850,7 +850,7 @@
         <w:rPr/>
         <w:drawing>
           <wp:inline distB="0" distT="0" distL="0" distR="0">
-            <wp:extent cx="1848825" cy="3960000"/>
+            <wp:extent cx="1848825" cy="3697650"/>
             <wp:effectExtent b="0" l="0" r="0" t="0"/>
             <wp:docPr id="1133882103" name="image4.png"/>
             <a:graphic>
@@ -870,7 +870,7 @@
                   <pic:spPr>
                     <a:xfrm>
                       <a:off x="0" y="0"/>
-                      <a:ext cx="1848825" cy="3960000"/>
+                      <a:ext cx="1848825" cy="3697650"/>
                     </a:xfrm>
                     <a:prstGeom prst="rect"/>
                     <a:ln/>
@@ -1229,7 +1229,7 @@
         <w:rPr/>
         <w:drawing>
           <wp:inline distB="0" distT="0" distL="0" distR="0">
-            <wp:extent cx="3048061" cy="3763479"/>
+            <wp:extent cx="3048061" cy="6096122"/>
             <wp:effectExtent b="0" l="0" r="0" t="0"/>
             <wp:docPr id="1133882105" name="image11.png"/>
             <a:graphic>
@@ -1249,7 +1249,7 @@
                   <pic:spPr>
                     <a:xfrm>
                       <a:off x="0" y="0"/>
-                      <a:ext cx="3048061" cy="3763479"/>
+                      <a:ext cx="3048061" cy="6096122"/>
                     </a:xfrm>
                     <a:prstGeom prst="rect"/>
                     <a:ln/>
@@ -1442,7 +1442,7 @@
         <w:rPr/>
         <w:drawing>
           <wp:inline distB="0" distT="0" distL="0" distR="0">
-            <wp:extent cx="2344940" cy="3484596"/>
+            <wp:extent cx="2344940" cy="4689880"/>
             <wp:effectExtent b="0" l="0" r="0" t="0"/>
             <wp:docPr id="1133882104" name="image7.png"/>
             <a:graphic>
@@ -1462,7 +1462,7 @@
                   <pic:spPr>
                     <a:xfrm>
                       <a:off x="0" y="0"/>
-                      <a:ext cx="2344940" cy="3484596"/>
+                      <a:ext cx="2344940" cy="4689880"/>
                     </a:xfrm>
                     <a:prstGeom prst="rect"/>
                     <a:ln/>
@@ -1552,7 +1552,7 @@
         <w:rPr/>
         <w:drawing>
           <wp:inline distB="0" distT="0" distL="0" distR="0">
-            <wp:extent cx="1890900" cy="3960000"/>
+            <wp:extent cx="1890900" cy="3781800"/>
             <wp:effectExtent b="0" l="0" r="0" t="0"/>
             <wp:docPr id="1133882107" name="image16.png"/>
             <a:graphic>
@@ -1572,7 +1572,7 @@
                   <pic:spPr>
                     <a:xfrm>
                       <a:off x="0" y="0"/>
-                      <a:ext cx="1890900" cy="3960000"/>
+                      <a:ext cx="1890900" cy="3781800"/>
                     </a:xfrm>
                     <a:prstGeom prst="rect"/>
                     <a:ln/>
@@ -1852,7 +1852,7 @@
         <w:rPr/>
         <w:drawing>
           <wp:inline distB="0" distT="0" distL="0" distR="0">
-            <wp:extent cx="1995146" cy="5018865"/>
+            <wp:extent cx="1995146" cy="3990292"/>
             <wp:effectExtent b="0" l="0" r="0" t="0"/>
             <wp:docPr id="1133882106" name="image2.png"/>
             <a:graphic>
@@ -1872,7 +1872,7 @@
                   <pic:spPr>
                     <a:xfrm>
                       <a:off x="0" y="0"/>
-                      <a:ext cx="1995146" cy="5018865"/>
+                      <a:ext cx="1995146" cy="3990292"/>
                     </a:xfrm>
                     <a:prstGeom prst="rect"/>
                     <a:ln/>
@@ -1962,7 +1962,7 @@
         <w:rPr/>
         <w:drawing>
           <wp:inline distB="0" distT="0" distL="0" distR="0">
-            <wp:extent cx="1890900" cy="3960000"/>
+            <wp:extent cx="1890900" cy="3781800"/>
             <wp:effectExtent b="0" l="0" r="0" t="0"/>
             <wp:docPr id="1133882109" name="image5.png"/>
             <a:graphic>
@@ -1982,7 +1982,7 @@
                   <pic:spPr>
                     <a:xfrm>
                       <a:off x="0" y="0"/>
-                      <a:ext cx="1890900" cy="3960000"/>
+                      <a:ext cx="1890900" cy="3781800"/>
                     </a:xfrm>
                     <a:prstGeom prst="rect"/>
                     <a:ln/>
@@ -2125,7 +2125,7 @@
         <w:rPr/>
         <w:drawing>
           <wp:inline distB="0" distT="0" distL="0" distR="0">
-            <wp:extent cx="4773764" cy="614684"/>
+            <wp:extent cx="3500000" cy="7000000"/>
             <wp:effectExtent b="0" l="0" r="0" t="0"/>
             <wp:docPr id="1133882108" name="image12.png"/>
             <a:graphic>
@@ -2145,7 +2145,7 @@
                   <pic:spPr>
                     <a:xfrm>
                       <a:off x="0" y="0"/>
-                      <a:ext cx="4773764" cy="614684"/>
+                      <a:ext cx="3500000" cy="7000000"/>
                     </a:xfrm>
                     <a:prstGeom prst="rect"/>
                     <a:ln/>
@@ -2224,7 +2224,7 @@
         <w:rPr/>
         <w:drawing>
           <wp:inline distB="0" distT="0" distL="0" distR="0">
-            <wp:extent cx="4663096" cy="642108"/>
+            <wp:extent cx="4663096" cy="962646"/>
             <wp:effectExtent b="0" l="0" r="0" t="0"/>
             <wp:docPr id="1133882111" name="image3.png"/>
             <a:graphic>
@@ -2244,7 +2244,7 @@
                   <pic:spPr>
                     <a:xfrm>
                       <a:off x="0" y="0"/>
-                      <a:ext cx="4663096" cy="642108"/>
+                      <a:ext cx="4663096" cy="962646"/>
                     </a:xfrm>
                     <a:prstGeom prst="rect"/>
                     <a:ln/>
@@ -2569,7 +2569,7 @@
         <w:rPr/>
         <w:drawing>
           <wp:inline distB="0" distT="0" distL="0" distR="0">
-            <wp:extent cx="4811694" cy="441902"/>
+            <wp:extent cx="4811694" cy="4695516"/>
             <wp:effectExtent b="0" l="0" r="0" t="0"/>
             <wp:docPr id="1133882110" name="image1.png"/>
             <a:graphic>
@@ -2589,7 +2589,7 @@
                   <pic:spPr>
                     <a:xfrm>
                       <a:off x="0" y="0"/>
-                      <a:ext cx="4811694" cy="441902"/>
+                      <a:ext cx="4811694" cy="4695516"/>
                     </a:xfrm>
                     <a:prstGeom prst="rect"/>
                     <a:ln/>
@@ -2682,7 +2682,7 @@
         <w:rPr/>
         <w:drawing>
           <wp:inline distB="0" distT="0" distL="0" distR="0">
-            <wp:extent cx="4261697" cy="2492171"/>
+            <wp:extent cx="4261697" cy="774113"/>
             <wp:effectExtent b="0" l="0" r="0" t="0"/>
             <wp:docPr id="1133882114" name="image10.png"/>
             <a:graphic>
@@ -2702,7 +2702,7 @@
                   <pic:spPr>
                     <a:xfrm>
                       <a:off x="0" y="0"/>
-                      <a:ext cx="4261697" cy="2492171"/>
+                      <a:ext cx="4261697" cy="774113"/>
                     </a:xfrm>
                     <a:prstGeom prst="rect"/>
                     <a:ln/>
@@ -2812,7 +2812,7 @@
         <w:rPr/>
         <w:drawing>
           <wp:inline distB="0" distT="0" distL="0" distR="0">
-            <wp:extent cx="4856560" cy="1703565"/>
+            <wp:extent cx="3500000" cy="7000000"/>
             <wp:effectExtent b="0" l="0" r="0" t="0"/>
             <wp:docPr id="1133882112" name="image15.png"/>
             <a:graphic>
@@ -2832,7 +2832,7 @@
                   <pic:spPr>
                     <a:xfrm>
                       <a:off x="0" y="0"/>
-                      <a:ext cx="4856560" cy="1703565"/>
+                      <a:ext cx="3500000" cy="7000000"/>
                     </a:xfrm>
                     <a:prstGeom prst="rect"/>
                     <a:ln/>
@@ -2925,7 +2925,7 @@
         <w:rPr/>
         <w:drawing>
           <wp:inline distB="0" distT="0" distL="0" distR="0">
-            <wp:extent cx="1890900" cy="3960000"/>
+            <wp:extent cx="1890900" cy="3781800"/>
             <wp:effectExtent b="0" l="0" r="0" t="0"/>
             <wp:docPr id="1133882113" name="image14.png"/>
             <a:graphic>
@@ -2945,7 +2945,7 @@
                   <pic:spPr>
                     <a:xfrm>
                       <a:off x="0" y="0"/>
-                      <a:ext cx="1890900" cy="3960000"/>
+                      <a:ext cx="1890900" cy="3781800"/>
                     </a:xfrm>
                     <a:prstGeom prst="rect"/>
                     <a:ln/>
@@ -3238,7 +3238,7 @@
         <w:rPr/>
         <w:drawing>
           <wp:inline distB="0" distT="0" distL="0" distR="0">
-            <wp:extent cx="4680000" cy="679714"/>
+            <wp:extent cx="4680000" cy="1042485"/>
             <wp:effectExtent b="0" l="0" r="0" t="0"/>
             <wp:docPr id="1133882115" name="image6.png"/>
             <a:graphic>
@@ -3258,7 +3258,7 @@
                   <pic:spPr>
                     <a:xfrm>
                       <a:off x="0" y="0"/>
-                      <a:ext cx="4680000" cy="679714"/>
+                      <a:ext cx="4680000" cy="1042485"/>
                     </a:xfrm>
                     <a:prstGeom prst="rect"/>
                     <a:ln/>
@@ -3415,7 +3415,7 @@
         <w:rPr/>
         <w:drawing>
           <wp:inline distB="0" distT="0" distL="0" distR="0">
-            <wp:extent cx="2332875" cy="1788610"/>
+            <wp:extent cx="2332875" cy="556708"/>
             <wp:effectExtent b="0" l="0" r="0" t="0"/>
             <wp:docPr id="1133882116" name="image8.png"/>
             <a:graphic>
@@ -3435,7 +3435,7 @@
                   <pic:spPr>
                     <a:xfrm>
                       <a:off x="0" y="0"/>
-                      <a:ext cx="2332875" cy="1788610"/>
+                      <a:ext cx="2332875" cy="556708"/>
                     </a:xfrm>
                     <a:prstGeom prst="rect"/>
                     <a:ln/>
@@ -3486,7 +3486,7 @@
         <w:rPr/>
         <w:drawing>
           <wp:inline distB="0" distT="0" distL="0" distR="0">
-            <wp:extent cx="2258880" cy="1955535"/>
+            <wp:extent cx="2258880" cy="4517760"/>
             <wp:effectExtent b="0" l="0" r="0" t="0"/>
             <wp:docPr id="1133882117" name="image9.png"/>
             <a:graphic>
@@ -3506,7 +3506,7 @@
                   <pic:spPr>
                     <a:xfrm>
                       <a:off x="0" y="0"/>
-                      <a:ext cx="2258880" cy="1955535"/>
+                      <a:ext cx="2258880" cy="4517760"/>
                     </a:xfrm>
                     <a:prstGeom prst="rect"/>
                     <a:ln/>
@@ -3574,7 +3574,7 @@
         <w:rPr/>
         <w:drawing>
           <wp:inline distB="0" distT="0" distL="0" distR="0">
-            <wp:extent cx="2878801" cy="4367963"/>
+            <wp:extent cx="2878801" cy="5757602"/>
             <wp:effectExtent b="0" l="0" r="0" t="0"/>
             <wp:docPr id="1133882118" name="image13.png"/>
             <a:graphic>
@@ -3594,7 +3594,7 @@
                   <pic:spPr>
                     <a:xfrm>
                       <a:off x="0" y="0"/>
-                      <a:ext cx="2878801" cy="4367963"/>
+                      <a:ext cx="2878801" cy="5757602"/>
                     </a:xfrm>
                     <a:prstGeom prst="rect"/>
                     <a:ln/>
